--- a/оглавление + 1 часть.docx
+++ b/оглавление + 1 часть.docx
@@ -5371,18 +5371,17 @@
         <w:spacing w:before="100" w:beforeAutospacing="1" w:after="100" w:afterAutospacing="1" w:line="240" w:lineRule="auto"/>
         <w:rPr>
           <w:rFonts w:ascii="Times New Roman" w:eastAsia="Times New Roman" w:hAnsi="Times New Roman" w:cs="Times New Roman"/>
-          <w:color w:val="FF0000"/>
-          <w:sz w:val="24"/>
-          <w:szCs w:val="24"/>
-          <w:lang w:eastAsia="ru-RU"/>
-        </w:rPr>
-      </w:pPr>
-      <w:r>
-        <w:rPr>
-          <w:rFonts w:ascii="Times New Roman" w:eastAsia="Times New Roman" w:hAnsi="Times New Roman" w:cs="Times New Roman"/>
-          <w:color w:val="FF0000"/>
-          <w:sz w:val="24"/>
-          <w:szCs w:val="24"/>
+          <w:sz w:val="24"/>
+          <w:szCs w:val="24"/>
+          <w:lang w:eastAsia="ru-RU"/>
+        </w:rPr>
+      </w:pPr>
+      <w:r>
+        <w:rPr>
+          <w:rFonts w:ascii="Times New Roman" w:eastAsia="Times New Roman" w:hAnsi="Times New Roman" w:cs="Times New Roman"/>
+          <w:sz w:val="24"/>
+          <w:szCs w:val="24"/>
+          <w:highlight w:val="yellow"/>
           <w:lang w:eastAsia="ru-RU"/>
         </w:rPr>
         <w:t xml:space="preserve">Особое внимание следует уделять обработке XML-документов, поскольку данный формат подвержен атакам типа XML </w:t>
@@ -5391,9 +5390,9 @@
       <w:r>
         <w:rPr>
           <w:rFonts w:ascii="Times New Roman" w:eastAsia="Times New Roman" w:hAnsi="Times New Roman" w:cs="Times New Roman"/>
-          <w:color w:val="FF0000"/>
-          <w:sz w:val="24"/>
-          <w:szCs w:val="24"/>
+          <w:sz w:val="24"/>
+          <w:szCs w:val="24"/>
+          <w:highlight w:val="yellow"/>
           <w:lang w:eastAsia="ru-RU"/>
         </w:rPr>
         <w:t>External</w:t>
@@ -5402,9 +5401,9 @@
       <w:r>
         <w:rPr>
           <w:rFonts w:ascii="Times New Roman" w:eastAsia="Times New Roman" w:hAnsi="Times New Roman" w:cs="Times New Roman"/>
-          <w:color w:val="FF0000"/>
-          <w:sz w:val="24"/>
-          <w:szCs w:val="24"/>
+          <w:sz w:val="24"/>
+          <w:szCs w:val="24"/>
+          <w:highlight w:val="yellow"/>
           <w:lang w:eastAsia="ru-RU"/>
         </w:rPr>
         <w:t xml:space="preserve"> </w:t>
@@ -5413,9 +5412,9 @@
       <w:r>
         <w:rPr>
           <w:rFonts w:ascii="Times New Roman" w:eastAsia="Times New Roman" w:hAnsi="Times New Roman" w:cs="Times New Roman"/>
-          <w:color w:val="FF0000"/>
-          <w:sz w:val="24"/>
-          <w:szCs w:val="24"/>
+          <w:sz w:val="24"/>
+          <w:szCs w:val="24"/>
+          <w:highlight w:val="yellow"/>
           <w:lang w:eastAsia="ru-RU"/>
         </w:rPr>
         <w:t>Entity</w:t>
@@ -5424,12 +5423,71 @@
       <w:r>
         <w:rPr>
           <w:rFonts w:ascii="Times New Roman" w:eastAsia="Times New Roman" w:hAnsi="Times New Roman" w:cs="Times New Roman"/>
-          <w:color w:val="FF0000"/>
-          <w:sz w:val="24"/>
-          <w:szCs w:val="24"/>
-          <w:lang w:eastAsia="ru-RU"/>
-        </w:rPr>
-        <w:t xml:space="preserve"> (XXE). Данная уязвимость возникает при использовании парсеров, допускающих обработку внешних сущностей, что позволяет злоумышленнику инициировать чтение локальных файлов сервера, выполнять запросы к внутренним ресурсам или осуществлять атаки типа отказа в обслуживании. XXE-атаки представляют серьёзную угрозу, особенно в системах, взаимодействующих с внешними источниками данных.</w:t>
+          <w:sz w:val="24"/>
+          <w:szCs w:val="24"/>
+          <w:highlight w:val="yellow"/>
+          <w:lang w:eastAsia="ru-RU"/>
+        </w:rPr>
+        <w:t xml:space="preserve"> (XXE).</w:t>
+      </w:r>
+      <w:r>
+        <w:rPr>
+          <w:rFonts w:ascii="Times New Roman" w:eastAsia="Times New Roman" w:hAnsi="Times New Roman" w:cs="Times New Roman"/>
+          <w:sz w:val="24"/>
+          <w:szCs w:val="24"/>
+          <w:lang w:eastAsia="ru-RU"/>
+        </w:rPr>
+        <w:t xml:space="preserve"> </w:t>
+      </w:r>
+      <w:r>
+        <w:rPr>
+          <w:rFonts w:ascii="Times New Roman" w:eastAsia="Times New Roman" w:hAnsi="Times New Roman" w:cs="Times New Roman"/>
+          <w:sz w:val="24"/>
+          <w:szCs w:val="24"/>
+          <w:lang w:val="en-US" w:eastAsia="ru-RU"/>
+        </w:rPr>
+        <w:t>[</w:t>
+      </w:r>
+      <w:r>
+        <w:rPr>
+          <w:rFonts w:ascii="Arial" w:hAnsi="Arial" w:cs="Arial"/>
+          <w:shd w:val="clear" w:color="auto" w:fill="FFFFFF"/>
+        </w:rPr>
+        <w:t>Компьютерная атака, основанная на недостаточной проверке входящего XML-файла. Если система способна принимать данные в этом формате, злоумышленник может включить в передаваемый документ ссылку на внешние объекты или локальные ресурсы целевой системы. В случае слабой проверки содержимого полезная нагрузка будет доставлена на целевое устройство и использована для последующей вредоносной активности. Кроме того, через XXE-атаку злоумышленник может получить доступ к конфиденциальным данным, хранящимся на скомпрометированном устройстве.</w:t>
+      </w:r>
+      <w:r>
+        <w:rPr>
+          <w:rFonts w:ascii="Arial" w:hAnsi="Arial" w:cs="Arial"/>
+          <w:shd w:val="clear" w:color="auto" w:fill="FFFFFF"/>
+        </w:rPr>
+        <w:t>]</w:t>
+      </w:r>
+      <w:r>
+        <w:rPr>
+          <w:rStyle w:val="a6"/>
+          <w:rFonts w:ascii="Arial" w:hAnsi="Arial" w:cs="Arial"/>
+          <w:shd w:val="clear" w:color="auto" w:fill="FFFFFF"/>
+        </w:rPr>
+        <w:footnoteReference w:id="41"/>
+      </w:r>
+      <w:r>
+        <w:rPr>
+          <w:rFonts w:ascii="Times New Roman" w:eastAsia="Times New Roman" w:hAnsi="Times New Roman" w:cs="Times New Roman"/>
+          <w:sz w:val="24"/>
+          <w:szCs w:val="24"/>
+          <w:lang w:eastAsia="ru-RU"/>
+        </w:rPr>
+        <w:t xml:space="preserve"> </w:t>
+      </w:r>
+      <w:r>
+        <w:rPr>
+          <w:rFonts w:ascii="Times New Roman" w:eastAsia="Times New Roman" w:hAnsi="Times New Roman" w:cs="Times New Roman"/>
+          <w:sz w:val="24"/>
+          <w:szCs w:val="24"/>
+          <w:highlight w:val="yellow"/>
+          <w:lang w:eastAsia="ru-RU"/>
+        </w:rPr>
+        <w:t>XXE-атаки представляют серьёзную угрозу, особенно в системах, взаимодействующих с внешними источниками данных.</w:t>
       </w:r>
     </w:p>
     <w:p>
@@ -5437,18 +5495,17 @@
         <w:spacing w:before="100" w:beforeAutospacing="1" w:after="100" w:afterAutospacing="1" w:line="240" w:lineRule="auto"/>
         <w:rPr>
           <w:rFonts w:ascii="Times New Roman" w:eastAsia="Times New Roman" w:hAnsi="Times New Roman" w:cs="Times New Roman"/>
-          <w:color w:val="FF0000"/>
-          <w:sz w:val="24"/>
-          <w:szCs w:val="24"/>
-          <w:lang w:eastAsia="ru-RU"/>
-        </w:rPr>
-      </w:pPr>
-      <w:r>
-        <w:rPr>
-          <w:rFonts w:ascii="Times New Roman" w:eastAsia="Times New Roman" w:hAnsi="Times New Roman" w:cs="Times New Roman"/>
-          <w:color w:val="FF0000"/>
-          <w:sz w:val="24"/>
-          <w:szCs w:val="24"/>
+          <w:sz w:val="24"/>
+          <w:szCs w:val="24"/>
+          <w:lang w:eastAsia="ru-RU"/>
+        </w:rPr>
+      </w:pPr>
+      <w:r>
+        <w:rPr>
+          <w:rFonts w:ascii="Times New Roman" w:eastAsia="Times New Roman" w:hAnsi="Times New Roman" w:cs="Times New Roman"/>
+          <w:sz w:val="24"/>
+          <w:szCs w:val="24"/>
+          <w:highlight w:val="yellow"/>
           <w:lang w:eastAsia="ru-RU"/>
         </w:rPr>
         <w:t xml:space="preserve">Для предотвращения указанных уязвимостей необходимо применять комплекс мер защиты. В случае JSON это включает строгую валидацию входных данных, использование безопасных методов </w:t>
@@ -5457,9 +5514,9 @@
       <w:r>
         <w:rPr>
           <w:rFonts w:ascii="Times New Roman" w:eastAsia="Times New Roman" w:hAnsi="Times New Roman" w:cs="Times New Roman"/>
-          <w:color w:val="FF0000"/>
-          <w:sz w:val="24"/>
-          <w:szCs w:val="24"/>
+          <w:sz w:val="24"/>
+          <w:szCs w:val="24"/>
+          <w:highlight w:val="yellow"/>
           <w:lang w:eastAsia="ru-RU"/>
         </w:rPr>
         <w:t>сериализации</w:t>
@@ -5468,9 +5525,9 @@
       <w:r>
         <w:rPr>
           <w:rFonts w:ascii="Times New Roman" w:eastAsia="Times New Roman" w:hAnsi="Times New Roman" w:cs="Times New Roman"/>
-          <w:color w:val="FF0000"/>
-          <w:sz w:val="24"/>
-          <w:szCs w:val="24"/>
+          <w:sz w:val="24"/>
+          <w:szCs w:val="24"/>
+          <w:highlight w:val="yellow"/>
           <w:lang w:eastAsia="ru-RU"/>
         </w:rPr>
         <w:t xml:space="preserve"> и </w:t>
@@ -5479,9 +5536,9 @@
       <w:r>
         <w:rPr>
           <w:rFonts w:ascii="Times New Roman" w:eastAsia="Times New Roman" w:hAnsi="Times New Roman" w:cs="Times New Roman"/>
-          <w:color w:val="FF0000"/>
-          <w:sz w:val="24"/>
-          <w:szCs w:val="24"/>
+          <w:sz w:val="24"/>
+          <w:szCs w:val="24"/>
+          <w:highlight w:val="yellow"/>
           <w:lang w:eastAsia="ru-RU"/>
         </w:rPr>
         <w:t>десериализации</w:t>
@@ -5490,26 +5547,25 @@
       <w:r>
         <w:rPr>
           <w:rFonts w:ascii="Times New Roman" w:eastAsia="Times New Roman" w:hAnsi="Times New Roman" w:cs="Times New Roman"/>
-          <w:color w:val="FF0000"/>
-          <w:sz w:val="24"/>
-          <w:szCs w:val="24"/>
-          <w:lang w:eastAsia="ru-RU"/>
-        </w:rPr>
-        <w:t xml:space="preserve">, а также отказ от динамической генерации структур на основе пользовательского ввода. При работе с XML рекомендуется отключать обработку внешних сущностей, использовать безопасные конфигурации парсеров и применять механизмы фильтрации данных. Реализация данных мер позволяет </w:t>
-      </w:r>
-      <w:r>
-        <w:rPr>
-          <w:rFonts w:ascii="Times New Roman" w:eastAsia="Times New Roman" w:hAnsi="Times New Roman" w:cs="Times New Roman"/>
-          <w:color w:val="FF0000"/>
-          <w:sz w:val="24"/>
-          <w:szCs w:val="24"/>
+          <w:sz w:val="24"/>
+          <w:szCs w:val="24"/>
+          <w:highlight w:val="yellow"/>
+          <w:lang w:eastAsia="ru-RU"/>
+        </w:rPr>
+        <w:t xml:space="preserve">, а также отказ от динамической </w:t>
+      </w:r>
+      <w:r>
+        <w:rPr>
+          <w:rFonts w:ascii="Times New Roman" w:eastAsia="Times New Roman" w:hAnsi="Times New Roman" w:cs="Times New Roman"/>
+          <w:sz w:val="24"/>
+          <w:szCs w:val="24"/>
+          <w:highlight w:val="yellow"/>
           <w:lang w:eastAsia="ru-RU"/>
         </w:rPr>
         <w:lastRenderedPageBreak/>
-        <w:t>существенно снизить риск эксплуатации уязвимостей и повысить общий уровень безопасности веб-приложения.</w:t>
-      </w:r>
-    </w:p>
-    <w:p/>
+        <w:t>генерации структур на основе пользовательского ввода. При работе с XML рекомендуется отключать обработку внешних сущностей, использовать безопасные конфигурации парсеров и применять механизмы фильтрации данных. Реализация данных мер позволяет существенно снизить риск эксплуатации уязвимостей и повысить общий уровень безопасности веб-приложения.</w:t>
+      </w:r>
+    </w:p>
     <w:p/>
     <w:p>
       <w:pPr>
@@ -5835,7 +5891,7 @@
           <w:rStyle w:val="a6"/>
           <w:rFonts w:ascii="Times New Roman" w:hAnsi="Times New Roman" w:cs="Times New Roman"/>
         </w:rPr>
-        <w:footnoteReference w:id="41"/>
+        <w:footnoteReference w:id="42"/>
       </w:r>
       <w:r>
         <w:rPr>
@@ -5998,7 +6054,7 @@
           <w:rStyle w:val="a6"/>
           <w:rFonts w:ascii="Times New Roman" w:hAnsi="Times New Roman" w:cs="Times New Roman"/>
         </w:rPr>
-        <w:footnoteReference w:id="42"/>
+        <w:footnoteReference w:id="43"/>
       </w:r>
     </w:p>
     <w:p>
@@ -6037,197 +6093,40 @@
         <w:rPr>
           <w:rFonts w:ascii="Times New Roman" w:hAnsi="Times New Roman" w:cs="Times New Roman"/>
         </w:rPr>
-        <w:t xml:space="preserve">, путем изменения таких параметров, как цвет, расположение и оформление. Ниже перечислены основные компоненты синтаксиса </w:t>
-      </w:r>
-      <w:r>
-        <w:rPr>
-          <w:rFonts w:ascii="Times New Roman" w:hAnsi="Times New Roman" w:cs="Times New Roman"/>
-          <w:lang w:val="en-US"/>
-        </w:rPr>
-        <w:t>CSS</w:t>
-      </w:r>
-      <w:r>
-        <w:rPr>
-          <w:rFonts w:ascii="Times New Roman" w:hAnsi="Times New Roman" w:cs="Times New Roman"/>
-        </w:rPr>
-        <w:t>:</w:t>
-      </w:r>
-    </w:p>
-    <w:p>
-      <w:pPr>
-        <w:rPr>
-          <w:rFonts w:ascii="Times New Roman" w:hAnsi="Times New Roman" w:cs="Times New Roman"/>
-        </w:rPr>
-      </w:pPr>
-      <w:r>
-        <w:rPr>
-          <w:rFonts w:ascii="Times New Roman" w:hAnsi="Times New Roman" w:cs="Times New Roman"/>
-        </w:rPr>
-        <w:t xml:space="preserve">1. Селектор: Селектор </w:t>
-      </w:r>
-      <w:r>
-        <w:rPr>
-          <w:rFonts w:ascii="Times New Roman" w:hAnsi="Times New Roman" w:cs="Times New Roman"/>
-          <w:lang w:val="en-US"/>
-        </w:rPr>
-        <w:t>CSS</w:t>
-      </w:r>
-      <w:r>
-        <w:rPr>
-          <w:rFonts w:ascii="Times New Roman" w:hAnsi="Times New Roman" w:cs="Times New Roman"/>
-        </w:rPr>
-        <w:t xml:space="preserve"> — это начальная часть правила синтаксиса </w:t>
-      </w:r>
-      <w:r>
-        <w:rPr>
-          <w:rFonts w:ascii="Times New Roman" w:hAnsi="Times New Roman" w:cs="Times New Roman"/>
-          <w:lang w:val="en-US"/>
-        </w:rPr>
-        <w:t>CSS</w:t>
-      </w:r>
-      <w:r>
-        <w:rPr>
-          <w:rFonts w:ascii="Times New Roman" w:hAnsi="Times New Roman" w:cs="Times New Roman"/>
-        </w:rPr>
-        <w:t xml:space="preserve">.Это набор </w:t>
-      </w:r>
-      <w:r>
-        <w:rPr>
-          <w:rFonts w:ascii="Times New Roman" w:hAnsi="Times New Roman" w:cs="Times New Roman"/>
-          <w:lang w:val="en-US"/>
-        </w:rPr>
-        <w:t>HTML</w:t>
-      </w:r>
-      <w:r>
-        <w:rPr>
-          <w:rFonts w:ascii="Times New Roman" w:hAnsi="Times New Roman" w:cs="Times New Roman"/>
-        </w:rPr>
-        <w:t xml:space="preserve"> элементов, который указывает браузеру, к каким </w:t>
-      </w:r>
-      <w:r>
-        <w:rPr>
-          <w:rFonts w:ascii="Times New Roman" w:hAnsi="Times New Roman" w:cs="Times New Roman"/>
-          <w:lang w:val="en-US"/>
-        </w:rPr>
-        <w:t>HTML</w:t>
-      </w:r>
-      <w:r>
-        <w:rPr>
-          <w:rFonts w:ascii="Times New Roman" w:hAnsi="Times New Roman" w:cs="Times New Roman"/>
-        </w:rPr>
-        <w:t xml:space="preserve"> элементам следует применить значения </w:t>
-      </w:r>
-      <w:r>
-        <w:rPr>
-          <w:rFonts w:ascii="Times New Roman" w:hAnsi="Times New Roman" w:cs="Times New Roman"/>
-          <w:lang w:val="en-US"/>
-        </w:rPr>
-        <w:t>CSS</w:t>
-      </w:r>
-      <w:r>
-        <w:rPr>
-          <w:rFonts w:ascii="Times New Roman" w:hAnsi="Times New Roman" w:cs="Times New Roman"/>
-        </w:rPr>
-        <w:t>-свойств правила.</w:t>
-      </w:r>
-    </w:p>
-    <w:p>
-      <w:pPr>
-        <w:rPr>
-          <w:rFonts w:ascii="Times New Roman" w:hAnsi="Times New Roman" w:cs="Times New Roman"/>
-        </w:rPr>
-      </w:pPr>
-      <w:r>
-        <w:rPr>
-          <w:rFonts w:ascii="Times New Roman" w:hAnsi="Times New Roman" w:cs="Times New Roman"/>
-        </w:rPr>
-        <w:t>2. Блок декларации: Блок декларации содержит список деклараций, которые определяют, как должны быть стилизованы выбранные элементы. Декларация состоит из свойства и значения, разделенных двоеточием и завершающихся точкой с запятой.</w:t>
-      </w:r>
-    </w:p>
-    <w:p>
-      <w:pPr>
-        <w:rPr>
-          <w:rFonts w:ascii="Times New Roman" w:hAnsi="Times New Roman" w:cs="Times New Roman"/>
-        </w:rPr>
-      </w:pPr>
-      <w:r>
-        <w:rPr>
-          <w:rFonts w:ascii="Times New Roman" w:hAnsi="Times New Roman" w:cs="Times New Roman"/>
-        </w:rPr>
-        <w:t>3. Свойство: Свойство — это идентификатор, указывающий, какая характеристика, например, цвет или размер шрифта, будет учитываться.</w:t>
-      </w:r>
-    </w:p>
-    <w:p>
-      <w:pPr>
-        <w:rPr>
-          <w:rFonts w:ascii="Times New Roman" w:hAnsi="Times New Roman" w:cs="Times New Roman"/>
-        </w:rPr>
-      </w:pPr>
-      <w:r>
-        <w:rPr>
-          <w:rFonts w:ascii="Times New Roman" w:hAnsi="Times New Roman" w:cs="Times New Roman"/>
-        </w:rPr>
-        <w:t xml:space="preserve">4. Значение: Значения </w:t>
-      </w:r>
-      <w:r>
-        <w:rPr>
-          <w:rFonts w:ascii="Times New Roman" w:hAnsi="Times New Roman" w:cs="Times New Roman"/>
-          <w:lang w:val="en-US"/>
-        </w:rPr>
-        <w:t>CSS</w:t>
-      </w:r>
-      <w:r>
-        <w:rPr>
-          <w:rFonts w:ascii="Times New Roman" w:hAnsi="Times New Roman" w:cs="Times New Roman"/>
-        </w:rPr>
-        <w:t xml:space="preserve"> присваиваются свойствам </w:t>
-      </w:r>
-      <w:r>
-        <w:rPr>
-          <w:rFonts w:ascii="Times New Roman" w:hAnsi="Times New Roman" w:cs="Times New Roman"/>
-          <w:lang w:val="en-US"/>
-        </w:rPr>
-        <w:t>CSS</w:t>
-      </w:r>
-      <w:r>
-        <w:rPr>
-          <w:rFonts w:ascii="Times New Roman" w:hAnsi="Times New Roman" w:cs="Times New Roman"/>
-        </w:rPr>
-        <w:t xml:space="preserve"> и сохраняются в блоке объявления </w:t>
-      </w:r>
-      <w:r>
-        <w:rPr>
-          <w:rFonts w:ascii="Times New Roman" w:hAnsi="Times New Roman" w:cs="Times New Roman"/>
-          <w:lang w:val="en-US"/>
-        </w:rPr>
-        <w:t>CSS</w:t>
-      </w:r>
-      <w:r>
-        <w:rPr>
-          <w:rFonts w:ascii="Times New Roman" w:hAnsi="Times New Roman" w:cs="Times New Roman"/>
-        </w:rPr>
-        <w:t xml:space="preserve">, который является частью правила/задания </w:t>
-      </w:r>
-      <w:r>
-        <w:rPr>
-          <w:rFonts w:ascii="Times New Roman" w:hAnsi="Times New Roman" w:cs="Times New Roman"/>
-          <w:lang w:val="en-US"/>
-        </w:rPr>
-        <w:t>CSS</w:t>
-      </w:r>
-      <w:r>
-        <w:rPr>
-          <w:rFonts w:ascii="Times New Roman" w:hAnsi="Times New Roman" w:cs="Times New Roman"/>
-        </w:rPr>
-        <w:t>.]</w:t>
+        <w:t>, путем изменения таких параметров, как цвет, расположение и оформление.</w:t>
+      </w:r>
+      <w:r>
+        <w:rPr>
+          <w:rFonts w:ascii="Times New Roman" w:hAnsi="Times New Roman" w:cs="Times New Roman"/>
+        </w:rPr>
+        <w:t xml:space="preserve"> </w:t>
+      </w:r>
+      <w:r>
+        <w:rPr>
+          <w:rFonts w:ascii="Times New Roman" w:hAnsi="Times New Roman" w:cs="Times New Roman"/>
+        </w:rPr>
+        <w:t>]</w:t>
       </w:r>
       <w:r>
         <w:rPr>
           <w:rStyle w:val="a6"/>
           <w:rFonts w:ascii="Times New Roman" w:hAnsi="Times New Roman" w:cs="Times New Roman"/>
         </w:rPr>
-        <w:footnoteReference w:id="43"/>
-      </w:r>
+        <w:footnoteReference w:id="44"/>
+      </w:r>
+      <w:r>
+        <w:rPr>
+          <w:rFonts w:ascii="Times New Roman" w:hAnsi="Times New Roman" w:cs="Times New Roman"/>
+        </w:rPr>
+        <w:t xml:space="preserve"> </w:t>
+      </w:r>
+    </w:p>
+    <w:p>
+      <w:pPr>
+        <w:rPr>
+          <w:rFonts w:ascii="Times New Roman" w:hAnsi="Times New Roman" w:cs="Times New Roman"/>
+        </w:rPr>
+      </w:pPr>
     </w:p>
     <w:p>
       <w:pPr>
@@ -6247,49 +6146,59 @@
           <w:highlight w:val="yellow"/>
           <w:lang w:eastAsia="ru-RU"/>
         </w:rPr>
+        <w:t>В источнике [</w:t>
+      </w:r>
+      <w:r>
+        <w:rPr>
+          <w:rStyle w:val="a6"/>
+          <w:rFonts w:ascii="Times New Roman" w:eastAsia="Times New Roman" w:hAnsi="Times New Roman" w:cs="Times New Roman"/>
+          <w:sz w:val="24"/>
+          <w:szCs w:val="24"/>
+          <w:highlight w:val="yellow"/>
+          <w:lang w:eastAsia="ru-RU"/>
+        </w:rPr>
+        <w:footnoteReference w:id="45"/>
+      </w:r>
+      <w:r>
+        <w:rPr>
+          <w:rFonts w:ascii="Times New Roman" w:eastAsia="Times New Roman" w:hAnsi="Times New Roman" w:cs="Times New Roman"/>
+          <w:sz w:val="24"/>
+          <w:szCs w:val="24"/>
+          <w:highlight w:val="yellow"/>
+          <w:lang w:eastAsia="ru-RU"/>
+        </w:rPr>
+        <w:t xml:space="preserve">] даётся следующая информация по </w:t>
+      </w:r>
+      <w:r>
+        <w:rPr>
+          <w:rFonts w:ascii="Times New Roman" w:eastAsia="Times New Roman" w:hAnsi="Times New Roman" w:cs="Times New Roman"/>
+          <w:sz w:val="24"/>
+          <w:szCs w:val="24"/>
+          <w:highlight w:val="yellow"/>
+          <w:lang w:eastAsia="ru-RU"/>
+        </w:rPr>
+        <w:t>JavaScript</w:t>
+      </w:r>
+      <w:r>
+        <w:rPr>
+          <w:rFonts w:ascii="Times New Roman" w:eastAsia="Times New Roman" w:hAnsi="Times New Roman" w:cs="Times New Roman"/>
+          <w:sz w:val="24"/>
+          <w:szCs w:val="24"/>
+          <w:highlight w:val="yellow"/>
+          <w:lang w:eastAsia="ru-RU"/>
+        </w:rPr>
+        <w:t xml:space="preserve">: JavaScript определяется как язык программирования, который обеспечивает возможность внедрения сложных функций на веб-страницу и отвечает за динамическое взаимодействие пользователя с интерфейсом. Отмечается, что появление JavaScript стало важным этапом в развитии веб-разработки, поскольку позволило создавать интерактивные элементы, обновлять </w:t>
+      </w:r>
+      <w:r>
+        <w:rPr>
+          <w:rFonts w:ascii="Times New Roman" w:eastAsia="Times New Roman" w:hAnsi="Times New Roman" w:cs="Times New Roman"/>
+          <w:sz w:val="24"/>
+          <w:szCs w:val="24"/>
+          <w:highlight w:val="yellow"/>
+          <w:lang w:eastAsia="ru-RU"/>
+        </w:rPr>
         <w:lastRenderedPageBreak/>
-        <w:t>В источнике [</w:t>
-      </w:r>
-      <w:r>
-        <w:rPr>
-          <w:rStyle w:val="a6"/>
-          <w:rFonts w:ascii="Times New Roman" w:eastAsia="Times New Roman" w:hAnsi="Times New Roman" w:cs="Times New Roman"/>
-          <w:sz w:val="24"/>
-          <w:szCs w:val="24"/>
-          <w:highlight w:val="yellow"/>
-          <w:lang w:eastAsia="ru-RU"/>
-        </w:rPr>
-        <w:footnoteReference w:id="44"/>
-      </w:r>
-      <w:r>
-        <w:rPr>
-          <w:rFonts w:ascii="Times New Roman" w:eastAsia="Times New Roman" w:hAnsi="Times New Roman" w:cs="Times New Roman"/>
-          <w:sz w:val="24"/>
-          <w:szCs w:val="24"/>
-          <w:highlight w:val="yellow"/>
-          <w:lang w:eastAsia="ru-RU"/>
-        </w:rPr>
-        <w:t xml:space="preserve">] даётся следующая информация по </w:t>
-      </w:r>
-      <w:r>
-        <w:rPr>
-          <w:rFonts w:ascii="Times New Roman" w:eastAsia="Times New Roman" w:hAnsi="Times New Roman" w:cs="Times New Roman"/>
-          <w:sz w:val="24"/>
-          <w:szCs w:val="24"/>
-          <w:highlight w:val="yellow"/>
-          <w:lang w:eastAsia="ru-RU"/>
-        </w:rPr>
-        <w:t>JavaScript</w:t>
-      </w:r>
-      <w:r>
-        <w:rPr>
-          <w:rFonts w:ascii="Times New Roman" w:eastAsia="Times New Roman" w:hAnsi="Times New Roman" w:cs="Times New Roman"/>
-          <w:sz w:val="24"/>
-          <w:szCs w:val="24"/>
-          <w:highlight w:val="yellow"/>
-          <w:lang w:eastAsia="ru-RU"/>
-        </w:rPr>
-        <w:t>: JavaScript определяется как язык программирования, который обеспечивает возможность внедрения сложных функций на веб-страницу и отвечает за динамическое взаимодействие пользователя с интерфейсом. Отмечается, что появление JavaScript стало важным этапом в развитии веб-разработки, поскольку позволило создавать интерактивные элементы, обновлять содержимое в реальном времени, работать с анимацией и выполнять вычисления непосредственно в браузере.</w:t>
+        <w:t>содержимое в реальном времени, работать с анимацией и выполнять вычисления непосредственно в браузере.</w:t>
       </w:r>
     </w:p>
     <w:p>
@@ -6802,7 +6711,6 @@
           <w:sz w:val="28"/>
           <w:szCs w:val="28"/>
         </w:rPr>
-        <w:lastRenderedPageBreak/>
         <w:t>фронтенда,выполнение</w:t>
       </w:r>
       <w:proofErr w:type="spellEnd"/>
@@ -6822,7 +6730,7 @@
           <w:sz w:val="28"/>
           <w:szCs w:val="28"/>
         </w:rPr>
-        <w:footnoteReference w:id="45"/>
+        <w:footnoteReference w:id="46"/>
       </w:r>
     </w:p>
     <w:p>
@@ -6844,7 +6752,18 @@
           <w:highlight w:val="yellow"/>
           <w:lang w:eastAsia="ru-RU"/>
         </w:rPr>
-        <w:t>Архитектура бэкенда в классическом веб-приложении основана на разделении функций обработки данных и управления логикой взаимодействия между клиентом и сервером. Серверная часть принимает запросы от клиента, интерпретирует их, выполняет необходимые операции и возвращает сформированный ответ. В основе работы бэкенда лежит бизнес-логика приложения: обработка пользовательского ввода, выполнение вычислений, применение правил и выполнение операций, связанных с данными.</w:t>
+        <w:t>Архитектура бэкенда в классическом веб-приложении основана на разделении функций обработки данных и управления логикой взаимодействия между клиентом и сервером. Серверная часть принимает запросы от клиента, интерпретирует их, выполняет необходимые операции и возвращает сформированный ответ. В основе работы бэкенда лежит бизнес-</w:t>
+      </w:r>
+      <w:r>
+        <w:rPr>
+          <w:rFonts w:ascii="Times New Roman" w:eastAsia="Times New Roman" w:hAnsi="Times New Roman" w:cs="Times New Roman"/>
+          <w:sz w:val="28"/>
+          <w:szCs w:val="28"/>
+          <w:highlight w:val="yellow"/>
+          <w:lang w:eastAsia="ru-RU"/>
+        </w:rPr>
+        <w:lastRenderedPageBreak/>
+        <w:t>логика приложения: обработка пользовательского ввода, выполнение вычислений, применение правил и выполнение операций, связанных с данными.</w:t>
       </w:r>
     </w:p>
     <w:p>
@@ -6934,7 +6853,7 @@
           <w:szCs w:val="23"/>
           <w:shd w:val="clear" w:color="auto" w:fill="FFFFFF"/>
         </w:rPr>
-        <w:footnoteReference w:id="46"/>
+        <w:footnoteReference w:id="47"/>
       </w:r>
       <w:r>
         <w:rPr>
@@ -7175,18 +7094,7 @@
           <w:highlight w:val="yellow"/>
           <w:lang w:eastAsia="ru-RU"/>
         </w:rPr>
-        <w:t xml:space="preserve">Java в связке с фреймворком Spring применяется при создании корпоративных и высоконагруженных систем. Она обеспечивает строгость типизации, </w:t>
-      </w:r>
-      <w:r>
-        <w:rPr>
-          <w:rFonts w:ascii="Times New Roman" w:eastAsia="Times New Roman" w:hAnsi="Times New Roman" w:cs="Times New Roman"/>
-          <w:sz w:val="24"/>
-          <w:szCs w:val="24"/>
-          <w:highlight w:val="yellow"/>
-          <w:lang w:eastAsia="ru-RU"/>
-        </w:rPr>
-        <w:lastRenderedPageBreak/>
-        <w:t>масштабируемость и развитые средства построения сложных распределённых сервисов.</w:t>
+        <w:t>Java в связке с фреймворком Spring применяется при создании корпоративных и высоконагруженных систем. Она обеспечивает строгость типизации, масштабируемость и развитые средства построения сложных распределённых сервисов.</w:t>
       </w:r>
     </w:p>
     <w:p>
@@ -7274,13 +7182,17 @@
       </w:r>
       <w:proofErr w:type="spellEnd"/>
       <w:r>
-        <w:t xml:space="preserve"> Interface) представляет собой механизм запроса от клиентского приложения к серверному ПО с использованием принципов REST. Такой подход обеспечивает возможность свободного взаимодействия между веб-клиентом и сервером по большому массиву распределенных веб-ресурсов.]</w:t>
+        <w:t xml:space="preserve"> Interface) представляет собой механизм запроса от клиентского приложения к серверному ПО с использованием принципов REST. Такой подход обеспечивает возможность свободного </w:t>
+      </w:r>
+      <w:r>
+        <w:lastRenderedPageBreak/>
+        <w:t>взаимодействия между веб-клиентом и сервером по большому массиву распределенных веб-ресурсов.]</w:t>
       </w:r>
       <w:r>
         <w:rPr>
           <w:rStyle w:val="a6"/>
         </w:rPr>
-        <w:footnoteReference w:id="47"/>
+        <w:footnoteReference w:id="48"/>
       </w:r>
     </w:p>
     <w:p>
@@ -7305,7 +7217,7 @@
           <w:rFonts w:ascii="SBSansText" w:hAnsi="SBSansText"/>
           <w:spacing w:val="-5"/>
         </w:rPr>
-        <w:footnoteReference w:id="48"/>
+        <w:footnoteReference w:id="49"/>
       </w:r>
     </w:p>
     <w:p>
@@ -7468,7 +7380,6 @@
           <w:rFonts w:ascii="Helvetica" w:eastAsia="Times New Roman" w:hAnsi="Helvetica" w:cs="Helvetica"/>
           <w:lang w:eastAsia="ru-RU"/>
         </w:rPr>
-        <w:lastRenderedPageBreak/>
         <w:t>Аналогично свойству независимости структуры: при обновлении программного обеспечения или СУБД (сокр. от «системы управления базами данных») база данных не должна менять свою структуру или свойства.</w:t>
       </w:r>
     </w:p>
@@ -7571,6 +7482,7 @@
           <w:rFonts w:ascii="Helvetica" w:eastAsia="Times New Roman" w:hAnsi="Helvetica" w:cs="Helvetica"/>
           <w:lang w:eastAsia="ru-RU"/>
         </w:rPr>
+        <w:lastRenderedPageBreak/>
         <w:t>Удалённо вносить изменения и получать информацию из БД могут сразу несколько человек с разных устройств.]</w:t>
       </w:r>
       <w:r>
@@ -7579,7 +7491,7 @@
           <w:rFonts w:ascii="Helvetica" w:eastAsia="Times New Roman" w:hAnsi="Helvetica" w:cs="Helvetica"/>
           <w:lang w:eastAsia="ru-RU"/>
         </w:rPr>
-        <w:footnoteReference w:id="49"/>
+        <w:footnoteReference w:id="50"/>
       </w:r>
     </w:p>
     <w:p>
@@ -7698,7 +7610,7 @@
           <w:szCs w:val="21"/>
           <w:lang w:eastAsia="ru-RU"/>
         </w:rPr>
-        <w:footnoteReference w:id="50"/>
+        <w:footnoteReference w:id="51"/>
       </w:r>
     </w:p>
     <w:p>
@@ -7738,7 +7650,7 @@
           <w:sz w:val="24"/>
           <w:szCs w:val="24"/>
         </w:rPr>
-        <w:footnoteReference w:id="51"/>
+        <w:footnoteReference w:id="52"/>
       </w:r>
       <w:r>
         <w:rPr>
@@ -7790,7 +7702,7 @@
           <w:highlight w:val="yellow"/>
           <w:lang w:eastAsia="ru-RU"/>
         </w:rPr>
-        <w:footnoteReference w:id="52"/>
+        <w:footnoteReference w:id="53"/>
       </w:r>
       <w:r>
         <w:rPr>
@@ -7854,18 +7766,7 @@
           <w:highlight w:val="yellow"/>
           <w:lang w:eastAsia="ru-RU"/>
         </w:rPr>
-        <w:t xml:space="preserve">Особое внимание уделяется различию между блокирующей и неблокирующей моделями ввода-вывода. В традиционных веб-серверах каждому соединению выделяется отдельный процесс или поток, что приводит к значительным накладным расходам. В отличие от этого, NGINX использует неблокирующий ввод-вывод: один рабочий процесс способен </w:t>
-      </w:r>
-      <w:r>
-        <w:rPr>
-          <w:rFonts w:ascii="Times New Roman" w:eastAsia="Times New Roman" w:hAnsi="Times New Roman" w:cs="Times New Roman"/>
-          <w:sz w:val="24"/>
-          <w:szCs w:val="24"/>
-          <w:highlight w:val="yellow"/>
-          <w:lang w:eastAsia="ru-RU"/>
-        </w:rPr>
-        <w:lastRenderedPageBreak/>
-        <w:t>обрабатывать сотни соединений одновременно, реагируя на события в сокетах. Такой подход снижает затраты ресурсов и уменьшает количество переключений контекста.</w:t>
+        <w:t>Особое внимание уделяется различию между блокирующей и неблокирующей моделями ввода-вывода. В традиционных веб-серверах каждому соединению выделяется отдельный процесс или поток, что приводит к значительным накладным расходам. В отличие от этого, NGINX использует неблокирующий ввод-вывод: один рабочий процесс способен обрабатывать сотни соединений одновременно, реагируя на события в сокетах. Такой подход снижает затраты ресурсов и уменьшает количество переключений контекста.</w:t>
       </w:r>
     </w:p>
     <w:p>
@@ -7951,6 +7852,7 @@
           <w:szCs w:val="24"/>
           <w:lang w:eastAsia="ru-RU"/>
         </w:rPr>
+        <w:lastRenderedPageBreak/>
         <w:t>Также существует</w:t>
       </w:r>
       <w:r>
@@ -8243,62 +8145,65 @@
         <w:spacing w:before="100" w:beforeAutospacing="1" w:after="0" w:line="240" w:lineRule="auto"/>
       </w:pPr>
       <w:r>
+        <w:t xml:space="preserve">Главное преимущество этой архитектуры заключается в том, что с сервера поступают только данные для обновления той части страницы, которую клиент запрашивает для обновления. Ещё одним преимуществом является то, что виджеты функциональны разделены. Так при изменении одного конкретного виджета не повлияет на работоспособность других. </w:t>
+      </w:r>
+    </w:p>
+    <w:p>
+      <w:pPr>
+        <w:spacing w:before="100" w:beforeAutospacing="1" w:after="0" w:line="240" w:lineRule="auto"/>
+        <w:rPr>
+          <w:rFonts w:ascii="Helvetica" w:eastAsia="Times New Roman" w:hAnsi="Helvetica" w:cs="Helvetica"/>
+          <w:sz w:val="24"/>
+          <w:szCs w:val="24"/>
+          <w:lang w:eastAsia="ru-RU"/>
+        </w:rPr>
+      </w:pPr>
+      <w:r>
+        <w:t>В архитектуре одностраничных Service-</w:t>
+      </w:r>
+      <w:proofErr w:type="spellStart"/>
+      <w:r>
+        <w:t>oriented</w:t>
+      </w:r>
+      <w:proofErr w:type="spellEnd"/>
+      <w:r>
+        <w:t xml:space="preserve"> </w:t>
+      </w:r>
+      <w:proofErr w:type="spellStart"/>
+      <w:r>
+        <w:t>single-page</w:t>
+      </w:r>
+      <w:proofErr w:type="spellEnd"/>
+      <w:r>
+        <w:t xml:space="preserve"> Web </w:t>
+      </w:r>
+      <w:proofErr w:type="spellStart"/>
+      <w:r>
+        <w:t>apps</w:t>
+      </w:r>
+      <w:proofErr w:type="spellEnd"/>
+      <w:r>
+        <w:t xml:space="preserve"> с сервера загружается HTML-страница, представляющая собой контейнер для кода JavaScript, который со ссылкой на конкретную веб-службу получает только бизнес-данные от нее. Из которого, в свою очередь, приложение JavaScript генерирует HTML-содержимое страницы. Фактически, архитектура такого типа представляет собой эволюцию архитектуры JS </w:t>
+      </w:r>
+      <w:proofErr w:type="spellStart"/>
+      <w:r>
+        <w:t>generation</w:t>
+      </w:r>
+      <w:proofErr w:type="spellEnd"/>
+      <w:r>
+        <w:t xml:space="preserve"> </w:t>
+      </w:r>
+      <w:proofErr w:type="spellStart"/>
+      <w:r>
+        <w:t>widgets</w:t>
+      </w:r>
+      <w:proofErr w:type="spellEnd"/>
+      <w:r>
+        <w:t xml:space="preserve"> и доведение ее до полного уровня независимого, довольно сложного приложения JavaScript путем переноса части </w:t>
+      </w:r>
+      <w:r>
         <w:lastRenderedPageBreak/>
-        <w:t xml:space="preserve">Главное преимущество этой архитектуры заключается в том, что с сервера поступают только данные для обновления той части страницы, которую клиент запрашивает для обновления. Ещё одним преимуществом является то, что виджеты функциональны разделены. Так при изменении одного конкретного виджета не повлияет на работоспособность других. </w:t>
-      </w:r>
-    </w:p>
-    <w:p>
-      <w:pPr>
-        <w:spacing w:before="100" w:beforeAutospacing="1" w:after="0" w:line="240" w:lineRule="auto"/>
-        <w:rPr>
-          <w:rFonts w:ascii="Helvetica" w:eastAsia="Times New Roman" w:hAnsi="Helvetica" w:cs="Helvetica"/>
-          <w:sz w:val="24"/>
-          <w:szCs w:val="24"/>
-          <w:lang w:eastAsia="ru-RU"/>
-        </w:rPr>
-      </w:pPr>
-      <w:r>
-        <w:t>В архитектуре одностраничных Service-</w:t>
-      </w:r>
-      <w:proofErr w:type="spellStart"/>
-      <w:r>
-        <w:t>oriented</w:t>
-      </w:r>
-      <w:proofErr w:type="spellEnd"/>
-      <w:r>
-        <w:t xml:space="preserve"> </w:t>
-      </w:r>
-      <w:proofErr w:type="spellStart"/>
-      <w:r>
-        <w:t>single-page</w:t>
-      </w:r>
-      <w:proofErr w:type="spellEnd"/>
-      <w:r>
-        <w:t xml:space="preserve"> Web </w:t>
-      </w:r>
-      <w:proofErr w:type="spellStart"/>
-      <w:r>
-        <w:t>apps</w:t>
-      </w:r>
-      <w:proofErr w:type="spellEnd"/>
-      <w:r>
-        <w:t xml:space="preserve"> с сервера загружается HTML-страница, представляющая собой контейнер для кода JavaScript, который со ссылкой на конкретную веб-службу получает только бизнес-данные от нее. Из которого, в свою очередь, приложение JavaScript генерирует HTML-содержимое страницы. Фактически, архитектура такого типа представляет собой эволюцию архитектуры JS </w:t>
-      </w:r>
-      <w:proofErr w:type="spellStart"/>
-      <w:r>
-        <w:t>generation</w:t>
-      </w:r>
-      <w:proofErr w:type="spellEnd"/>
-      <w:r>
-        <w:t xml:space="preserve"> </w:t>
-      </w:r>
-      <w:proofErr w:type="spellStart"/>
-      <w:r>
-        <w:t>widgets</w:t>
-      </w:r>
-      <w:proofErr w:type="spellEnd"/>
-      <w:r>
-        <w:t xml:space="preserve"> и доведение ее до полного уровня независимого, довольно сложного приложения JavaScript путем переноса части функциональности на клиентскую сторону. Как правило, архитектура JS </w:t>
+        <w:t xml:space="preserve">функциональности на клиентскую сторону. Как правило, архитектура JS </w:t>
       </w:r>
       <w:proofErr w:type="spellStart"/>
       <w:r>
@@ -8321,7 +8226,7 @@
           <w:rStyle w:val="a6"/>
           <w:lang w:val="en-US"/>
         </w:rPr>
-        <w:footnoteReference w:id="53"/>
+        <w:footnoteReference w:id="54"/>
       </w:r>
     </w:p>
     <w:p>
@@ -8431,7 +8336,7 @@
           <w:szCs w:val="24"/>
           <w:lang w:eastAsia="ru-RU"/>
         </w:rPr>
-        <w:footnoteReference w:id="54"/>
+        <w:footnoteReference w:id="55"/>
       </w:r>
     </w:p>
     <w:p>
@@ -8561,7 +8466,6 @@
           <w:szCs w:val="24"/>
           <w:lang w:eastAsia="ru-RU"/>
         </w:rPr>
-        <w:lastRenderedPageBreak/>
         <w:t>Вывод по 2 главе</w:t>
       </w:r>
     </w:p>
@@ -8609,7 +8513,17 @@
           <w:szCs w:val="24"/>
           <w:lang w:eastAsia="ru-RU"/>
         </w:rPr>
-        <w:t>Раздел 2.2 раскрыл механизмы клиент-серверного взаимодействия, включая методы обмена данными, протоколы передачи, особенности синхронных и асинхронных запросов, а также влияние форматов передачи данных на эффективность коммуникации. В разделе 2.3 рассмотрены основные технологические компоненты веб-приложений: клиентская и серверная части, языки и инструменты разработки, веб-серверы и системы управления базами данных.</w:t>
+        <w:t xml:space="preserve">Раздел 2.2 раскрыл механизмы клиент-серверного взаимодействия, включая методы обмена данными, протоколы передачи, особенности синхронных и асинхронных запросов, а также влияние форматов передачи данных на эффективность коммуникации. В разделе 2.3 рассмотрены основные технологические </w:t>
+      </w:r>
+      <w:r>
+        <w:rPr>
+          <w:rFonts w:ascii="Times New Roman" w:eastAsia="Times New Roman" w:hAnsi="Times New Roman" w:cs="Times New Roman"/>
+          <w:sz w:val="24"/>
+          <w:szCs w:val="24"/>
+          <w:lang w:eastAsia="ru-RU"/>
+        </w:rPr>
+        <w:lastRenderedPageBreak/>
+        <w:t>компоненты веб-приложений: клиентская и серверная части, языки и инструменты разработки, веб-серверы и системы управления базами данных.</w:t>
       </w:r>
     </w:p>
     <w:p>
@@ -8719,7 +8633,7 @@
           <w:szCs w:val="26"/>
           <w:lang w:val="en-US"/>
         </w:rPr>
-        <w:footnoteReference w:id="55"/>
+        <w:footnoteReference w:id="56"/>
       </w:r>
     </w:p>
     <w:p>
@@ -8748,7 +8662,7 @@
           <w:sz w:val="28"/>
           <w:szCs w:val="28"/>
         </w:rPr>
-        <w:footnoteReference w:id="56"/>
+        <w:footnoteReference w:id="57"/>
       </w:r>
     </w:p>
     <w:p>
@@ -8899,7 +8813,7 @@
         <w:rPr>
           <w:rStyle w:val="a6"/>
         </w:rPr>
-        <w:footnoteReference w:id="57"/>
+        <w:footnoteReference w:id="58"/>
       </w:r>
     </w:p>
     <w:p>
@@ -8935,7 +8849,7 @@
           <w:sz w:val="24"/>
           <w:szCs w:val="24"/>
         </w:rPr>
-        <w:footnoteReference w:id="58"/>
+        <w:footnoteReference w:id="59"/>
       </w:r>
       <w:r>
         <w:rPr>
@@ -8970,7 +8884,7 @@
           <w:rFonts w:ascii="Arial" w:hAnsi="Arial" w:cs="Arial"/>
           <w:lang w:val="en-US"/>
         </w:rPr>
-        <w:footnoteReference w:id="59"/>
+        <w:footnoteReference w:id="60"/>
       </w:r>
     </w:p>
     <w:p>
@@ -9096,7 +9010,7 @@
           <w:sz w:val="28"/>
           <w:szCs w:val="28"/>
         </w:rPr>
-        <w:footnoteReference w:id="60"/>
+        <w:footnoteReference w:id="61"/>
       </w:r>
     </w:p>
     <w:p>
@@ -9800,7 +9714,7 @@
           <w:szCs w:val="24"/>
           <w:lang w:val="en-US" w:eastAsia="ru-RU"/>
         </w:rPr>
-        <w:footnoteReference w:id="61"/>
+        <w:footnoteReference w:id="62"/>
       </w:r>
     </w:p>
     <w:p>
@@ -9874,7 +9788,7 @@
           <w:sz w:val="24"/>
           <w:szCs w:val="24"/>
         </w:rPr>
-        <w:footnoteReference w:id="62"/>
+        <w:footnoteReference w:id="63"/>
       </w:r>
       <w:r>
         <w:rPr>
@@ -9940,7 +9854,7 @@
           <w:sz w:val="24"/>
           <w:szCs w:val="24"/>
         </w:rPr>
-        <w:footnoteReference w:id="63"/>
+        <w:footnoteReference w:id="64"/>
       </w:r>
     </w:p>
     <w:p>
@@ -9979,7 +9893,7 @@
           <w:szCs w:val="24"/>
           <w:lang w:val="en-US"/>
         </w:rPr>
-        <w:footnoteReference w:id="64"/>
+        <w:footnoteReference w:id="65"/>
       </w:r>
       <w:r>
         <w:rPr>
@@ -12246,32 +12160,17 @@
         <w:footnoteRef/>
       </w:r>
       <w:r>
+        <w:rPr>
+          <w:lang w:val="sr-Latn-RS"/>
+        </w:rPr>
         <w:t xml:space="preserve"> </w:t>
       </w:r>
       <w:r>
-        <w:t xml:space="preserve">Алексашина, У. А. Кто такие </w:t>
-      </w:r>
-      <w:proofErr w:type="spellStart"/>
-      <w:r>
-        <w:t>фронтенд</w:t>
-      </w:r>
-      <w:proofErr w:type="spellEnd"/>
-      <w:r>
-        <w:t xml:space="preserve"> - разработчики и почему они так востребованы? / У. А. Алексашина // Студенческая научная </w:t>
-      </w:r>
-      <w:proofErr w:type="gramStart"/>
-      <w:r>
-        <w:t>весна :</w:t>
-      </w:r>
-      <w:proofErr w:type="gramEnd"/>
-      <w:r>
-        <w:t xml:space="preserve"> Тезисы докладов Всероссийской студенческой конференции, посвященной 175-летию Н.Е. Жуковского, Москва, 01–30 апреля 2022 года. – Москва: Издательский дом "Научная библиотека", 2022. – С. 431-434. – EDN BGGGRM.</w:t>
-      </w:r>
-    </w:p>
-    <w:p>
-      <w:pPr>
-        <w:pStyle w:val="a4"/>
-      </w:pPr>
+        <w:rPr>
+          <w:lang w:val="sr-Latn-RS"/>
+        </w:rPr>
+        <w:t>https://encyclopedia.kaspersky.ru/glossary/xxe-xml-external-entity/</w:t>
+      </w:r>
     </w:p>
   </w:footnote>
   <w:footnote w:id="42">
@@ -12289,8 +12188,29 @@
         <w:t xml:space="preserve"> </w:t>
       </w:r>
       <w:r>
-        <w:t>Чернов М. Б., Малова Е. Н. ИЗУЧЕНИЕ FRONTEND-РАЗРАБОТКИ–ПЕРВЫЙ ШАГ В СФЕРУ IT //ББК 32.82+ 74.00 Т65. – 2021. – С. 139.</w:t>
-      </w:r>
+        <w:t xml:space="preserve">Алексашина, У. А. Кто такие </w:t>
+      </w:r>
+      <w:proofErr w:type="spellStart"/>
+      <w:r>
+        <w:t>фронтенд</w:t>
+      </w:r>
+      <w:proofErr w:type="spellEnd"/>
+      <w:r>
+        <w:t xml:space="preserve"> - разработчики и почему они так востребованы? / У. А. Алексашина // Студенческая научная </w:t>
+      </w:r>
+      <w:proofErr w:type="gramStart"/>
+      <w:r>
+        <w:t>весна :</w:t>
+      </w:r>
+      <w:proofErr w:type="gramEnd"/>
+      <w:r>
+        <w:t xml:space="preserve"> Тезисы докладов Всероссийской студенческой конференции, посвященной 175-летию Н.Е. Жуковского, Москва, 01–30 апреля 2022 года. – Москва: Издательский дом "Научная библиотека", 2022. – С. 431-434. – EDN BGGGRM.</w:t>
+      </w:r>
+    </w:p>
+    <w:p>
+      <w:pPr>
+        <w:pStyle w:val="a4"/>
+      </w:pPr>
     </w:p>
   </w:footnote>
   <w:footnote w:id="43">
@@ -12308,51 +12228,70 @@
         <w:t xml:space="preserve"> </w:t>
       </w:r>
       <w:r>
-        <w:t xml:space="preserve">Злобин Е. А. и др. ОБЗОР ПРЕПРОЦЕССОРОВ ЯЗЫКА КАСКАДНЫХ ТАБЛИЦ СТИЛЕЙ CSS //П27 Перспективные аспекты моделирования систем и процессов: материалы Всероссийской научно-практической конференции, Воронеж, 7 октября 2023 г./отв. ред. ВК Зольников, АИ </w:t>
-      </w:r>
-      <w:proofErr w:type="spellStart"/>
-      <w:r>
-        <w:t>Заревич</w:t>
-      </w:r>
-      <w:proofErr w:type="spellEnd"/>
-      <w:r>
-        <w:t xml:space="preserve">; М-во науки и высшего образования РФ, ФГБОУ ВО «ВГЛТУ».–Воронеж, 2023.–563 с.–URL: https://vgltu. </w:t>
-      </w:r>
-      <w:proofErr w:type="spellStart"/>
-      <w:r>
-        <w:t>ru</w:t>
-      </w:r>
-      <w:proofErr w:type="spellEnd"/>
-      <w:r>
-        <w:t>/</w:t>
-      </w:r>
-      <w:proofErr w:type="spellStart"/>
-      <w:r>
-        <w:t>nauka</w:t>
-      </w:r>
-      <w:proofErr w:type="spellEnd"/>
-      <w:r>
-        <w:t>/</w:t>
-      </w:r>
-      <w:proofErr w:type="spellStart"/>
-      <w:r>
-        <w:t>konferencii</w:t>
-      </w:r>
-      <w:proofErr w:type="spellEnd"/>
-      <w:r>
-        <w:t>/2023/</w:t>
-      </w:r>
-      <w:proofErr w:type="spellStart"/>
-      <w:r>
-        <w:t>vserossijskaya-nauchno-prakticheskaya</w:t>
-      </w:r>
-      <w:proofErr w:type="spellEnd"/>
-      <w:r>
-        <w:t>. – 2023. – С. 56.</w:t>
+        <w:t>Чернов М. Б., Малова Е. Н. ИЗУЧЕНИЕ FRONTEND-РАЗРАБОТКИ–ПЕРВЫЙ ШАГ В СФЕРУ IT //ББК 32.82+ 74.00 Т65. – 2021. – С. 139.</w:t>
       </w:r>
     </w:p>
   </w:footnote>
   <w:footnote w:id="44">
+    <w:p>
+      <w:pPr>
+        <w:pStyle w:val="a4"/>
+      </w:pPr>
+      <w:r>
+        <w:rPr>
+          <w:rStyle w:val="a6"/>
+        </w:rPr>
+        <w:footnoteRef/>
+      </w:r>
+      <w:r>
+        <w:t xml:space="preserve"> </w:t>
+      </w:r>
+      <w:r>
+        <w:t xml:space="preserve">Злобин Е. А. и др. ОБЗОР ПРЕПРОЦЕССОРОВ ЯЗЫКА КАСКАДНЫХ ТАБЛИЦ СТИЛЕЙ CSS //П27 Перспективные аспекты моделирования систем и процессов: материалы Всероссийской научно-практической конференции, Воронеж, 7 октября 2023 г./отв. ред. ВК Зольников, АИ </w:t>
+      </w:r>
+      <w:proofErr w:type="spellStart"/>
+      <w:r>
+        <w:t>Заревич</w:t>
+      </w:r>
+      <w:proofErr w:type="spellEnd"/>
+      <w:r>
+        <w:t xml:space="preserve">; М-во науки и высшего образования РФ, ФГБОУ ВО «ВГЛТУ».–Воронеж, 2023.–563 с.–URL: https://vgltu. </w:t>
+      </w:r>
+      <w:proofErr w:type="spellStart"/>
+      <w:r>
+        <w:t>ru</w:t>
+      </w:r>
+      <w:proofErr w:type="spellEnd"/>
+      <w:r>
+        <w:t>/</w:t>
+      </w:r>
+      <w:proofErr w:type="spellStart"/>
+      <w:r>
+        <w:t>nauka</w:t>
+      </w:r>
+      <w:proofErr w:type="spellEnd"/>
+      <w:r>
+        <w:t>/</w:t>
+      </w:r>
+      <w:proofErr w:type="spellStart"/>
+      <w:r>
+        <w:t>konferencii</w:t>
+      </w:r>
+      <w:proofErr w:type="spellEnd"/>
+      <w:r>
+        <w:t>/2023/</w:t>
+      </w:r>
+      <w:proofErr w:type="spellStart"/>
+      <w:r>
+        <w:t>vserossijskaya-nauchno-prakticheskaya</w:t>
+      </w:r>
+      <w:proofErr w:type="spellEnd"/>
+      <w:r>
+        <w:t>. – 2023. – С. 56.</w:t>
+      </w:r>
+    </w:p>
+  </w:footnote>
+  <w:footnote w:id="45">
     <w:p>
       <w:pPr>
         <w:pStyle w:val="a4"/>
@@ -12386,7 +12325,7 @@
       </w:r>
     </w:p>
   </w:footnote>
-  <w:footnote w:id="45">
+  <w:footnote w:id="46">
     <w:p>
       <w:pPr>
         <w:pStyle w:val="a4"/>
@@ -12420,7 +12359,7 @@
       </w:pPr>
     </w:p>
   </w:footnote>
-  <w:footnote w:id="46">
+  <w:footnote w:id="47">
     <w:p>
       <w:pPr>
         <w:pStyle w:val="a4"/>
@@ -12566,7 +12505,7 @@
       </w:r>
     </w:p>
   </w:footnote>
-  <w:footnote w:id="47">
+  <w:footnote w:id="48">
     <w:p>
       <w:pPr>
         <w:pStyle w:val="a4"/>
@@ -12582,25 +12521,6 @@
       </w:r>
       <w:r>
         <w:t>Садовая Е. Н. СОВРЕМЕННЫЕ ВЫЗОВЫ И УГРОЗЫ ИНФОРМАЦИОННОЙ БЕЗОПАСНОСТИ REST API И СПОСОБЫ ИХ ПРЕДОТВРАЩЕНИЯ // Молодой исследователь Дона. 2023. №3 (42). URL: https://cyberleninka.ru/article/n/sovremennye-vyzovy-i-ugrozy-informatsionnoy-bezopasnosti-rest-api-i-sposoby-ih-predotvrascheniya (дата обращения: 09.12.2025).</w:t>
-      </w:r>
-    </w:p>
-  </w:footnote>
-  <w:footnote w:id="48">
-    <w:p>
-      <w:pPr>
-        <w:pStyle w:val="a4"/>
-      </w:pPr>
-      <w:r>
-        <w:rPr>
-          <w:rStyle w:val="a6"/>
-        </w:rPr>
-        <w:footnoteRef/>
-      </w:r>
-      <w:r>
-        <w:t xml:space="preserve"> </w:t>
-      </w:r>
-      <w:r>
-        <w:t>https://www.sberbank.ru/ru/person/kibrary/vocabulary/baza_dannyh</w:t>
       </w:r>
     </w:p>
   </w:footnote>
@@ -12619,7 +12539,7 @@
         <w:t xml:space="preserve"> </w:t>
       </w:r>
       <w:r>
-        <w:t>https://practicum.yandex.ru/blog/chto-takoe-bazy-dannyh/#svoystva-bd</w:t>
+        <w:t>https://www.sberbank.ru/ru/person/kibrary/vocabulary/baza_dannyh</w:t>
       </w:r>
     </w:p>
   </w:footnote>
@@ -12638,7 +12558,7 @@
         <w:t xml:space="preserve"> </w:t>
       </w:r>
       <w:r>
-        <w:t>https://aws.amazon.com/ru/what-is/database/</w:t>
+        <w:t>https://practicum.yandex.ru/blog/chto-takoe-bazy-dannyh/#svoystva-bd</w:t>
       </w:r>
     </w:p>
   </w:footnote>
@@ -12657,7 +12577,7 @@
         <w:t xml:space="preserve"> </w:t>
       </w:r>
       <w:r>
-        <w:t>https://practicum.yandex.ru/blog/chto-takoe-veb-server-i-kak-rabotaet/</w:t>
+        <w:t>https://aws.amazon.com/ru/what-is/database/</w:t>
       </w:r>
     </w:p>
   </w:footnote>
@@ -12675,21 +12595,8 @@
       <w:r>
         <w:t xml:space="preserve"> </w:t>
       </w:r>
-      <w:proofErr w:type="spellStart"/>
-      <w:r>
-        <w:t>Эрдынеев</w:t>
-      </w:r>
-      <w:proofErr w:type="spellEnd"/>
-      <w:r>
-        <w:t xml:space="preserve"> М. Ц., Гвоздев А. В. </w:t>
-      </w:r>
-      <w:proofErr w:type="spellStart"/>
-      <w:r>
-        <w:t>Nginx</w:t>
-      </w:r>
-      <w:proofErr w:type="spellEnd"/>
-      <w:r>
-        <w:t>-веб-сервер для высоконагруженных проектов //Аллея науки. – 2017. – Т. 1. – №. 10. – С. 763-769.</w:t>
+      <w:r>
+        <w:t>https://practicum.yandex.ru/blog/chto-takoe-veb-server-i-kak-rabotaet/</w:t>
       </w:r>
     </w:p>
   </w:footnote>
@@ -12707,24 +12614,21 @@
       <w:r>
         <w:t xml:space="preserve"> </w:t>
       </w:r>
-      <w:r>
-        <w:t xml:space="preserve">И. Д. </w:t>
-      </w:r>
-      <w:proofErr w:type="spellStart"/>
-      <w:r>
-        <w:t>Торжевский</w:t>
-      </w:r>
-      <w:proofErr w:type="spellEnd"/>
-      <w:r>
-        <w:t xml:space="preserve">, А. П. </w:t>
-      </w:r>
-      <w:proofErr w:type="spellStart"/>
-      <w:r>
-        <w:t>Барковская</w:t>
-      </w:r>
-      <w:proofErr w:type="spellEnd"/>
-      <w:r>
-        <w:t>, А. Г. Зотин ВЫБОР АРХИТЕКТУРЫ ДЛЯ РАЗРАБОТКИ ВЕБ-ПРИЛОЖЕНИЯ ИНТЕРНЕТА-МАГАЗИНА // Актуальные проблемы авиации и космонавтики. 2022. №. URL: https://cyberleninka.ru/article/n/vybor-arhitektury-dlya-razrabotki-veb-prilozheniya-interneta-magazina (дата обращения: 09.12.2025).</w:t>
+      <w:proofErr w:type="spellStart"/>
+      <w:r>
+        <w:t>Эрдынеев</w:t>
+      </w:r>
+      <w:proofErr w:type="spellEnd"/>
+      <w:r>
+        <w:t xml:space="preserve"> М. Ц., Гвоздев А. В. </w:t>
+      </w:r>
+      <w:proofErr w:type="spellStart"/>
+      <w:r>
+        <w:t>Nginx</w:t>
+      </w:r>
+      <w:proofErr w:type="spellEnd"/>
+      <w:r>
+        <w:t>-веб-сервер для высоконагруженных проектов //Аллея науки. – 2017. – Т. 1. – №. 10. – С. 763-769.</w:t>
       </w:r>
     </w:p>
   </w:footnote>
@@ -12743,11 +12647,46 @@
         <w:t xml:space="preserve"> </w:t>
       </w:r>
       <w:r>
-        <w:t>Шахов, А. Э. Архитектурное проектирование веб-приложений / А. Э. Шахов // Актуальные проблемы науки и образования в условиях современных вызовов (шифр –МКАП 24) : Сборник материалов XXIV Международной научно-практической конференции, Москва, 18 октября 2023 года. – Москва: Печатный цех, 2023. – С. 27-29. – EDN CYJORC.</w:t>
+        <w:t xml:space="preserve">И. Д. </w:t>
+      </w:r>
+      <w:proofErr w:type="spellStart"/>
+      <w:r>
+        <w:t>Торжевский</w:t>
+      </w:r>
+      <w:proofErr w:type="spellEnd"/>
+      <w:r>
+        <w:t xml:space="preserve">, А. П. </w:t>
+      </w:r>
+      <w:proofErr w:type="spellStart"/>
+      <w:r>
+        <w:t>Барковская</w:t>
+      </w:r>
+      <w:proofErr w:type="spellEnd"/>
+      <w:r>
+        <w:t>, А. Г. Зотин ВЫБОР АРХИТЕКТУРЫ ДЛЯ РАЗРАБОТКИ ВЕБ-ПРИЛОЖЕНИЯ ИНТЕРНЕТА-МАГАЗИНА // Актуальные проблемы авиации и космонавтики. 2022. №. URL: https://cyberleninka.ru/article/n/vybor-arhitektury-dlya-razrabotki-veb-prilozheniya-interneta-magazina (дата обращения: 09.12.2025).</w:t>
       </w:r>
     </w:p>
   </w:footnote>
   <w:footnote w:id="55">
+    <w:p>
+      <w:pPr>
+        <w:pStyle w:val="a4"/>
+      </w:pPr>
+      <w:r>
+        <w:rPr>
+          <w:rStyle w:val="a6"/>
+        </w:rPr>
+        <w:footnoteRef/>
+      </w:r>
+      <w:r>
+        <w:t xml:space="preserve"> </w:t>
+      </w:r>
+      <w:r>
+        <w:t>Шахов, А. Э. Архитектурное проектирование веб-приложений / А. Э. Шахов // Актуальные проблемы науки и образования в условиях современных вызовов (шифр –МКАП 24) : Сборник материалов XXIV Международной научно-практической конференции, Москва, 18 октября 2023 года. – Москва: Печатный цех, 2023. – С. 27-29. – EDN CYJORC.</w:t>
+      </w:r>
+    </w:p>
+  </w:footnote>
+  <w:footnote w:id="56">
     <w:p>
       <w:pPr>
         <w:pStyle w:val="a4"/>
@@ -12773,7 +12712,7 @@
       </w:r>
     </w:p>
   </w:footnote>
-  <w:footnote w:id="56">
+  <w:footnote w:id="57">
     <w:p>
       <w:pPr>
         <w:pStyle w:val="a4"/>
@@ -12810,25 +12749,6 @@
       <w:proofErr w:type="spellEnd"/>
       <w:r>
         <w:t xml:space="preserve"> // Фундаментальные и прикладные научные исследования: актуальные вопросы, достижения и инновации : сборник статей LVIII Международной научно-практической конференции, Пенза, 27 июля 2022 года. – Пенза: Наука и Просвещение (ИП Гуляев Г.Ю.), 2022. – С. 101-104. – EDN GBAOJM.</w:t>
-      </w:r>
-    </w:p>
-  </w:footnote>
-  <w:footnote w:id="57">
-    <w:p>
-      <w:pPr>
-        <w:pStyle w:val="a4"/>
-      </w:pPr>
-      <w:r>
-        <w:rPr>
-          <w:rStyle w:val="a6"/>
-        </w:rPr>
-        <w:footnoteRef/>
-      </w:r>
-      <w:r>
-        <w:t xml:space="preserve"> </w:t>
-      </w:r>
-      <w:r>
-        <w:t>https://bdu.fstec.ru/threat-section/threats</w:t>
       </w:r>
     </w:p>
   </w:footnote>
@@ -12846,13 +12766,8 @@
       <w:r>
         <w:t xml:space="preserve"> </w:t>
       </w:r>
-      <w:proofErr w:type="spellStart"/>
-      <w:r>
-        <w:t>Ланецкая</w:t>
-      </w:r>
-      <w:proofErr w:type="spellEnd"/>
-      <w:r>
-        <w:t xml:space="preserve"> А. Ю., Александрова Е. Н. СОВРЕМЕННЫЕ УГРОЗЫ ИНФОРМАЦИОННОЙ БЕЗОПАСНОСТИ // Международный журнал гуманитарных и естественных наук. 2022. №7-2. URL: https://cyberleninka.ru/article/n/sovremennye-ugrozy-informatsionnoy-bezopasnosti (дата обращения: 09.12.2025).</w:t>
+      <w:r>
+        <w:t>https://bdu.fstec.ru/threat-section/threats</w:t>
       </w:r>
     </w:p>
   </w:footnote>
@@ -12870,8 +12785,13 @@
       <w:r>
         <w:t xml:space="preserve"> </w:t>
       </w:r>
-      <w:r>
-        <w:t>https://www.kaspersky.ru/resource-center/definitions/what-is-cyber-security</w:t>
+      <w:proofErr w:type="spellStart"/>
+      <w:r>
+        <w:t>Ланецкая</w:t>
+      </w:r>
+      <w:proofErr w:type="spellEnd"/>
+      <w:r>
+        <w:t xml:space="preserve"> А. Ю., Александрова Е. Н. СОВРЕМЕННЫЕ УГРОЗЫ ИНФОРМАЦИОННОЙ БЕЗОПАСНОСТИ // Международный журнал гуманитарных и естественных наук. 2022. №7-2. URL: https://cyberleninka.ru/article/n/sovremennye-ugrozy-informatsionnoy-bezopasnosti (дата обращения: 09.12.2025).</w:t>
       </w:r>
     </w:p>
   </w:footnote>
@@ -12887,7 +12807,10 @@
         <w:footnoteRef/>
       </w:r>
       <w:r>
-        <w:t xml:space="preserve"> Савельева Елизавета Анатольевна ТЕНДЕНЦИИ КИБЕРПРЕСТУПНОСТИ: АНАЛИЗ ОТЧЕТОВ О ПРОИСШЕСТВИЯХ И УЩЕРБЕ // Экономика и парадигма нового времени. 2025. №5 (38). URL: https://cyberleninka.ru/article/n/tendentsii-kiberprestupnosti-analiz-otchetov-o-proisshestviyah-i-uscherbe (дата обращения: 09.12.2025).</w:t>
+        <w:t xml:space="preserve"> </w:t>
+      </w:r>
+      <w:r>
+        <w:t>https://www.kaspersky.ru/resource-center/definitions/what-is-cyber-security</w:t>
       </w:r>
     </w:p>
   </w:footnote>
@@ -12903,23 +12826,7 @@
         <w:footnoteRef/>
       </w:r>
       <w:r>
-        <w:t xml:space="preserve"> </w:t>
-      </w:r>
-      <w:proofErr w:type="spellStart"/>
-      <w:r>
-        <w:t>Кочесоков</w:t>
-      </w:r>
-      <w:proofErr w:type="spellEnd"/>
-      <w:r>
-        <w:t xml:space="preserve"> Рустам </w:t>
-      </w:r>
-      <w:proofErr w:type="spellStart"/>
-      <w:r>
-        <w:t>Хажмударович</w:t>
-      </w:r>
-      <w:proofErr w:type="spellEnd"/>
-      <w:r>
-        <w:t xml:space="preserve"> Киберпреступность в России: тенденции и методы борьбы // Пробелы в российском законодательстве. 2023. №5. URL: https://cyberleninka.ru/article/n/kiberprestupnost-v-rossii-tendentsii-i-metody-borby (дата обращения: 09.12.2025).</w:t>
+        <w:t xml:space="preserve"> Савельева Елизавета Анатольевна ТЕНДЕНЦИИ КИБЕРПРЕСТУПНОСТИ: АНАЛИЗ ОТЧЕТОВ О ПРОИСШЕСТВИЯХ И УЩЕРБЕ // Экономика и парадигма нового времени. 2025. №5 (38). URL: https://cyberleninka.ru/article/n/tendentsii-kiberprestupnosti-analiz-otchetov-o-proisshestviyah-i-uscherbe (дата обращения: 09.12.2025).</w:t>
       </w:r>
     </w:p>
   </w:footnote>
@@ -12939,15 +12846,47 @@
       </w:r>
       <w:proofErr w:type="spellStart"/>
       <w:r>
-        <w:t>Козаев</w:t>
-      </w:r>
-      <w:proofErr w:type="spellEnd"/>
-      <w:r>
-        <w:t xml:space="preserve"> Н. Ш. КИБЕРПРЕСТУПНОСТЬ В СОВРЕМЕННОМ МИРЕ: ТЕНДЕНЦИИ, ВЫЗОВЫ И СТРАТЕГИИ ПРОТИВОДЕЙСТВИЯ // Гуманитарные, социально-экономические и общественные науки. 2024. №11. URL: https://cyberleninka.ru/article/n/kiberprestupnost-v-sovremennom-mire-tendentsii-vyzovy-i-strategii-protivodeystviya (дата обращения: 09.12.2025).</w:t>
+        <w:t>Кочесоков</w:t>
+      </w:r>
+      <w:proofErr w:type="spellEnd"/>
+      <w:r>
+        <w:t xml:space="preserve"> Рустам </w:t>
+      </w:r>
+      <w:proofErr w:type="spellStart"/>
+      <w:r>
+        <w:t>Хажмударович</w:t>
+      </w:r>
+      <w:proofErr w:type="spellEnd"/>
+      <w:r>
+        <w:t xml:space="preserve"> Киберпреступность в России: тенденции и методы борьбы // Пробелы в российском законодательстве. 2023. №5. URL: https://cyberleninka.ru/article/n/kiberprestupnost-v-rossii-tendentsii-i-metody-borby (дата обращения: 09.12.2025).</w:t>
       </w:r>
     </w:p>
   </w:footnote>
   <w:footnote w:id="63">
+    <w:p>
+      <w:pPr>
+        <w:pStyle w:val="a4"/>
+      </w:pPr>
+      <w:r>
+        <w:rPr>
+          <w:rStyle w:val="a6"/>
+        </w:rPr>
+        <w:footnoteRef/>
+      </w:r>
+      <w:r>
+        <w:t xml:space="preserve"> </w:t>
+      </w:r>
+      <w:proofErr w:type="spellStart"/>
+      <w:r>
+        <w:t>Козаев</w:t>
+      </w:r>
+      <w:proofErr w:type="spellEnd"/>
+      <w:r>
+        <w:t xml:space="preserve"> Н. Ш. КИБЕРПРЕСТУПНОСТЬ В СОВРЕМЕННОМ МИРЕ: ТЕНДЕНЦИИ, ВЫЗОВЫ И СТРАТЕГИИ ПРОТИВОДЕЙСТВИЯ // Гуманитарные, социально-экономические и общественные науки. 2024. №11. URL: https://cyberleninka.ru/article/n/kiberprestupnost-v-sovremennom-mire-tendentsii-vyzovy-i-strategii-protivodeystviya (дата обращения: 09.12.2025).</w:t>
+      </w:r>
+    </w:p>
+  </w:footnote>
+  <w:footnote w:id="64">
     <w:p>
       <w:pPr>
         <w:pStyle w:val="a4"/>
@@ -13174,7 +13113,7 @@
       </w:r>
     </w:p>
   </w:footnote>
-  <w:footnote w:id="64">
+  <w:footnote w:id="65">
     <w:p>
       <w:pPr>
         <w:pStyle w:val="a4"/>

--- a/оглавление + 1 часть.docx
+++ b/оглавление + 1 часть.docx
@@ -2359,74 +2359,150 @@
         </w:rPr>
         <w:t> Man- in- the- Middle (MitM) attacks occurs when the hacker breaches communication between two end system by injecting a malicious node between the </w:t>
       </w:r>
-      <w:hyperlink r:id="rId8" w:history="1">
-        <w:r>
-          <w:rPr>
-            <w:rStyle w:val="aa"/>
-            <w:rFonts w:ascii="Georgia" w:hAnsi="Georgia"/>
-            <w:color w:val="1F1F1F"/>
-            <w:lang w:val="en-US"/>
-          </w:rPr>
-          <w:t>legitimate nodes</w:t>
-        </w:r>
-      </w:hyperlink>
-      <w:r>
-        <w:rPr>
+      <w:r>
+        <w:fldChar w:fldCharType="begin"/>
+      </w:r>
+      <w:r>
+        <w:rPr>
+          <w:lang w:val="en-US"/>
+        </w:rPr>
+        <w:instrText xml:space="preserve"> HYPERLINK "https://www.sciencedirect.com/topics/computer-science/legitimate-node" </w:instrText>
+      </w:r>
+      <w:r>
+        <w:fldChar w:fldCharType="separate"/>
+      </w:r>
+      <w:r>
+        <w:rPr>
+          <w:rStyle w:val="aa"/>
           <w:rFonts w:ascii="Georgia" w:hAnsi="Georgia"/>
           <w:color w:val="1F1F1F"/>
           <w:lang w:val="en-US"/>
         </w:rPr>
-        <w:t> or by targeting the communication protocols in IoT network. Through the MitM concept, the hackers can alter the traffic flow, reconfigure the </w:t>
-      </w:r>
-      <w:hyperlink r:id="rId9" w:history="1">
-        <w:r>
-          <w:rPr>
-            <w:rStyle w:val="aa"/>
-            <w:rFonts w:ascii="Georgia" w:hAnsi="Georgia"/>
-            <w:color w:val="1F1F1F"/>
-            <w:lang w:val="en-US"/>
-          </w:rPr>
-          <w:t>network topology</w:t>
-        </w:r>
-      </w:hyperlink>
-      <w:r>
-        <w:rPr>
+        <w:t>legitimate nodes</w:t>
+      </w:r>
+      <w:r>
+        <w:rPr>
+          <w:rStyle w:val="aa"/>
           <w:rFonts w:ascii="Georgia" w:hAnsi="Georgia"/>
           <w:color w:val="1F1F1F"/>
           <w:lang w:val="en-US"/>
         </w:rPr>
-        <w:t>, create fake identities, and generate malicious and false information to compromise an IoT system. The variants of MitM attack are eavesdropping, </w:t>
-      </w:r>
-      <w:hyperlink r:id="rId10" w:history="1">
-        <w:r>
-          <w:rPr>
-            <w:rStyle w:val="aa"/>
-            <w:rFonts w:ascii="Georgia" w:hAnsi="Georgia"/>
-            <w:color w:val="1F1F1F"/>
-            <w:lang w:val="en-US"/>
-          </w:rPr>
-          <w:t>Sybil attack</w:t>
-        </w:r>
-      </w:hyperlink>
+        <w:fldChar w:fldCharType="end"/>
+      </w:r>
       <w:r>
         <w:rPr>
           <w:rFonts w:ascii="Georgia" w:hAnsi="Georgia"/>
           <w:color w:val="1F1F1F"/>
           <w:lang w:val="en-US"/>
         </w:rPr>
+        <w:t> or by targeting the communication protocols in IoT network. Through the MitM concept, the hackers can alter the traffic flow, reconfigure the </w:t>
+      </w:r>
+      <w:r>
+        <w:fldChar w:fldCharType="begin"/>
+      </w:r>
+      <w:r>
+        <w:rPr>
+          <w:lang w:val="en-US"/>
+        </w:rPr>
+        <w:instrText xml:space="preserve"> HYPERLINK "https://www.sciencedirect.com/topics/engineering/network-topology" </w:instrText>
+      </w:r>
+      <w:r>
+        <w:fldChar w:fldCharType="separate"/>
+      </w:r>
+      <w:r>
+        <w:rPr>
+          <w:rStyle w:val="aa"/>
+          <w:rFonts w:ascii="Georgia" w:hAnsi="Georgia"/>
+          <w:color w:val="1F1F1F"/>
+          <w:lang w:val="en-US"/>
+        </w:rPr>
+        <w:t>network topology</w:t>
+      </w:r>
+      <w:r>
+        <w:rPr>
+          <w:rStyle w:val="aa"/>
+          <w:rFonts w:ascii="Georgia" w:hAnsi="Georgia"/>
+          <w:color w:val="1F1F1F"/>
+          <w:lang w:val="en-US"/>
+        </w:rPr>
+        <w:fldChar w:fldCharType="end"/>
+      </w:r>
+      <w:r>
+        <w:rPr>
+          <w:rFonts w:ascii="Georgia" w:hAnsi="Georgia"/>
+          <w:color w:val="1F1F1F"/>
+          <w:lang w:val="en-US"/>
+        </w:rPr>
+        <w:t>, create fake identities, and generate malicious and false information to compromise an IoT system. The variants of MitM attack are eavesdropping, </w:t>
+      </w:r>
+      <w:r>
+        <w:fldChar w:fldCharType="begin"/>
+      </w:r>
+      <w:r>
+        <w:rPr>
+          <w:lang w:val="en-US"/>
+        </w:rPr>
+        <w:instrText xml:space="preserve"> HYPERLINK "https://www.sciencedirect.com/topics/computer-science/sybil-attack" </w:instrText>
+      </w:r>
+      <w:r>
+        <w:fldChar w:fldCharType="separate"/>
+      </w:r>
+      <w:r>
+        <w:rPr>
+          <w:rStyle w:val="aa"/>
+          <w:rFonts w:ascii="Georgia" w:hAnsi="Georgia"/>
+          <w:color w:val="1F1F1F"/>
+          <w:lang w:val="en-US"/>
+        </w:rPr>
+        <w:t>Sybil attack</w:t>
+      </w:r>
+      <w:r>
+        <w:rPr>
+          <w:rStyle w:val="aa"/>
+          <w:rFonts w:ascii="Georgia" w:hAnsi="Georgia"/>
+          <w:color w:val="1F1F1F"/>
+          <w:lang w:val="en-US"/>
+        </w:rPr>
+        <w:fldChar w:fldCharType="end"/>
+      </w:r>
+      <w:r>
+        <w:rPr>
+          <w:rFonts w:ascii="Georgia" w:hAnsi="Georgia"/>
+          <w:color w:val="1F1F1F"/>
+          <w:lang w:val="en-US"/>
+        </w:rPr>
         <w:t>, </w:t>
       </w:r>
-      <w:hyperlink r:id="rId11" w:history="1">
-        <w:r>
-          <w:rPr>
-            <w:rStyle w:val="aa"/>
-            <w:rFonts w:ascii="Georgia" w:hAnsi="Georgia"/>
-            <w:color w:val="1F1F1F"/>
-            <w:lang w:val="en-US"/>
-          </w:rPr>
-          <w:t>Wormhole attacks</w:t>
-        </w:r>
-      </w:hyperlink>
+      <w:r>
+        <w:fldChar w:fldCharType="begin"/>
+      </w:r>
+      <w:r>
+        <w:rPr>
+          <w:lang w:val="en-US"/>
+        </w:rPr>
+        <w:instrText xml:space="preserve"> HYPERLINK "https://www.sciencedirect.com/topics/computer-science/wormhole-attack" </w:instrText>
+      </w:r>
+      <w:r>
+        <w:fldChar w:fldCharType="separate"/>
+      </w:r>
+      <w:r>
+        <w:rPr>
+          <w:rStyle w:val="aa"/>
+          <w:rFonts w:ascii="Georgia" w:hAnsi="Georgia"/>
+          <w:color w:val="1F1F1F"/>
+          <w:lang w:val="en-US"/>
+        </w:rPr>
+        <w:t>Wormhole attacks</w:t>
+      </w:r>
+      <w:r>
+        <w:rPr>
+          <w:rStyle w:val="aa"/>
+          <w:rFonts w:ascii="Georgia" w:hAnsi="Georgia"/>
+          <w:color w:val="1F1F1F"/>
+          <w:lang w:val="en-US"/>
+        </w:rPr>
+        <w:fldChar w:fldCharType="end"/>
+      </w:r>
       <w:r>
         <w:rPr>
           <w:rFonts w:ascii="Georgia" w:hAnsi="Georgia"/>
@@ -5444,7 +5520,7 @@
           <w:rFonts w:ascii="Times New Roman" w:eastAsia="Times New Roman" w:hAnsi="Times New Roman" w:cs="Times New Roman"/>
           <w:sz w:val="24"/>
           <w:szCs w:val="24"/>
-          <w:lang w:val="en-US" w:eastAsia="ru-RU"/>
+          <w:lang w:eastAsia="ru-RU"/>
         </w:rPr>
         <w:t>[</w:t>
       </w:r>
@@ -5453,14 +5529,7 @@
           <w:rFonts w:ascii="Arial" w:hAnsi="Arial" w:cs="Arial"/>
           <w:shd w:val="clear" w:color="auto" w:fill="FFFFFF"/>
         </w:rPr>
-        <w:t>Компьютерная атака, основанная на недостаточной проверке входящего XML-файла. Если система способна принимать данные в этом формате, злоумышленник может включить в передаваемый документ ссылку на внешние объекты или локальные ресурсы целевой системы. В случае слабой проверки содержимого полезная нагрузка будет доставлена на целевое устройство и использована для последующей вредоносной активности. Кроме того, через XXE-атаку злоумышленник может получить доступ к конфиденциальным данным, хранящимся на скомпрометированном устройстве.</w:t>
-      </w:r>
-      <w:r>
-        <w:rPr>
-          <w:rFonts w:ascii="Arial" w:hAnsi="Arial" w:cs="Arial"/>
-          <w:shd w:val="clear" w:color="auto" w:fill="FFFFFF"/>
-        </w:rPr>
-        <w:t>]</w:t>
+        <w:t>Компьютерная атака, основанная на недостаточной проверке входящего XML-файла. Если система способна принимать данные в этом формате, злоумышленник может включить в передаваемый документ ссылку на внешние объекты или локальные ресурсы целевой системы. В случае слабой проверки содержимого полезная нагрузка будет доставлена на целевое устройство и использована для последующей вредоносной активности. Кроме того, через XXE-атаку злоумышленник может получить доступ к конфиденциальным данным, хранящимся на скомпрометированном устройстве.]</w:t>
       </w:r>
       <w:r>
         <w:rPr>
@@ -6120,6 +6189,13 @@
         </w:rPr>
         <w:t xml:space="preserve"> </w:t>
       </w:r>
+    </w:p>
+    <w:p>
+      <w:pPr>
+        <w:rPr>
+          <w:rFonts w:ascii="Times New Roman" w:hAnsi="Times New Roman" w:cs="Times New Roman"/>
+        </w:rPr>
+      </w:pPr>
     </w:p>
     <w:p>
       <w:pPr>
@@ -11461,6 +11537,9 @@
     <w:p>
       <w:pPr>
         <w:pStyle w:val="a4"/>
+        <w:rPr>
+          <w:lang w:val="en-US"/>
+        </w:rPr>
       </w:pPr>
       <w:r>
         <w:rPr>
@@ -11472,13 +11551,7 @@
         <w:rPr>
           <w:lang w:val="en-US"/>
         </w:rPr>
-        <w:t xml:space="preserve"> </w:t>
-      </w:r>
-      <w:r>
-        <w:rPr>
-          <w:lang w:val="en-US"/>
-        </w:rPr>
-        <w:t>https://encyclopedia.kaspersky.ru/glossary/downgrade-attack/</w:t>
+        <w:t xml:space="preserve"> https://encyclopedia.kaspersky.ru/glossary/downgrade-attack/</w:t>
       </w:r>
     </w:p>
   </w:footnote>
@@ -11699,6 +11772,9 @@
     <w:p>
       <w:pPr>
         <w:pStyle w:val="a4"/>
+        <w:rPr>
+          <w:lang w:val="en-US"/>
+        </w:rPr>
       </w:pPr>
       <w:r>
         <w:rPr>
@@ -11707,11 +11783,15 @@
         <w:footnoteRef/>
       </w:r>
       <w:r>
+        <w:rPr>
+          <w:lang w:val="en-US"/>
+        </w:rPr>
         <w:t xml:space="preserve"> </w:t>
       </w:r>
       <w:r>
         <w:rPr>
           <w:highlight w:val="lightGray"/>
+          <w:lang w:val="en-US"/>
         </w:rPr>
         <w:t>https://thecode.media/ajax/</w:t>
       </w:r>
@@ -11721,6 +11801,9 @@
     <w:p>
       <w:pPr>
         <w:pStyle w:val="a4"/>
+        <w:rPr>
+          <w:lang w:val="en-US"/>
+        </w:rPr>
       </w:pPr>
       <w:r>
         <w:rPr>
@@ -11732,25 +11815,31 @@
         <w:rPr>
           <w:lang w:val="en-US"/>
         </w:rPr>
-        <w:t xml:space="preserve"> </w:t>
+        <w:t xml:space="preserve"> Hwang W. S., Shon J. G., Park J. S. Web session hijacking defense technique using user information //Human-centric Computing and Information Sciences. – 2022. – </w:t>
+      </w:r>
+      <w:r>
+        <w:t>Т</w:t>
       </w:r>
       <w:r>
         <w:rPr>
           <w:lang w:val="en-US"/>
         </w:rPr>
-        <w:t xml:space="preserve">Hwang W. S., Shon J. G., Park J. S. Web session hijacking defense technique using user information //Human-centric Computing and Information Sciences. – 2022. – </w:t>
-      </w:r>
-      <w:r>
-        <w:t>Т</w:t>
+        <w:t xml:space="preserve">. 12. – №. </w:t>
       </w:r>
       <w:r>
         <w:rPr>
           <w:lang w:val="en-US"/>
         </w:rPr>
-        <w:t xml:space="preserve">. 12. – №. </w:t>
-      </w:r>
-      <w:r>
-        <w:t>1. – С. p1-15.</w:t>
+        <w:t xml:space="preserve">1. – </w:t>
+      </w:r>
+      <w:r>
+        <w:t>С</w:t>
+      </w:r>
+      <w:r>
+        <w:rPr>
+          <w:lang w:val="en-US"/>
+        </w:rPr>
+        <w:t>. p1-15.</w:t>
       </w:r>
     </w:p>
   </w:footnote>
@@ -11758,6 +11847,9 @@
     <w:p>
       <w:pPr>
         <w:pStyle w:val="a4"/>
+        <w:rPr>
+          <w:lang w:val="en-US"/>
+        </w:rPr>
       </w:pPr>
       <w:r>
         <w:rPr>
@@ -11766,10 +11858,10 @@
         <w:footnoteRef/>
       </w:r>
       <w:r>
-        <w:t xml:space="preserve"> </w:t>
-      </w:r>
-      <w:r>
-        <w:t>https://learn.microsoft.com/ru-ru/aspnet/web-api/overview/security/preventing-cross-site-request-forgery-csrf-attacks</w:t>
+        <w:rPr>
+          <w:lang w:val="en-US"/>
+        </w:rPr>
+        <w:t xml:space="preserve"> https://learn.microsoft.com/ru-ru/aspnet/web-api/overview/security/preventing-cross-site-request-forgery-csrf-attacks</w:t>
       </w:r>
     </w:p>
   </w:footnote>
@@ -12152,6 +12244,9 @@
     <w:p>
       <w:pPr>
         <w:pStyle w:val="a4"/>
+        <w:rPr>
+          <w:lang w:val="sr-Latn-RS"/>
+        </w:rPr>
       </w:pPr>
       <w:r>
         <w:rPr>
@@ -12163,13 +12258,7 @@
         <w:rPr>
           <w:lang w:val="sr-Latn-RS"/>
         </w:rPr>
-        <w:t xml:space="preserve"> </w:t>
-      </w:r>
-      <w:r>
-        <w:rPr>
-          <w:lang w:val="sr-Latn-RS"/>
-        </w:rPr>
-        <w:t>https://encyclopedia.kaspersky.ru/glossary/xxe-xml-external-entity/</w:t>
+        <w:t xml:space="preserve"> https://encyclopedia.kaspersky.ru/glossary/xxe-xml-external-entity/</w:t>
       </w:r>
     </w:p>
   </w:footnote>
